--- a/lessons/9-1-flagship/homework.docx
+++ b/lessons/9-1-flagship/homework.docx
@@ -106,7 +106,55 @@
     </w:p>
     <w:p>
       <w:pPr>
-        <w:spacing w:after="60"/>
+        <w:keepNext/>
+        <w:spacing w:after="20" w:before="80"/>
+        <w:jc w:val="center"/>
+      </w:pPr>
+      <w:r>
+        <w:drawing>
+          <wp:inline distT="0" distB="0" distL="0" distR="0">
+            <wp:extent cx="1047750" cy="790575"/>
+            <wp:effectExtent t="0" r="0" b="0" l="0"/>
+            <wp:docPr id="1" name="" descr="" title=""/>
+            <wp:cNvGraphicFramePr>
+              <a:graphicFrameLocks xmlns:a="http://schemas.openxmlformats.org/drawingml/2006/main" noChangeAspect="1"/>
+            </wp:cNvGraphicFramePr>
+            <a:graphic xmlns:a="http://schemas.openxmlformats.org/drawingml/2006/main">
+              <a:graphicData uri="http://schemas.openxmlformats.org/drawingml/2006/picture">
+                <pic:pic xmlns:pic="http://schemas.openxmlformats.org/drawingml/2006/picture">
+                  <pic:nvPicPr>
+                    <pic:cNvPr id="0" name="" descr=""/>
+                    <pic:cNvPicPr>
+                      <a:picLocks noChangeAspect="1" noChangeArrowheads="1"/>
+                    </pic:cNvPicPr>
+                  </pic:nvPicPr>
+                  <pic:blipFill>
+                    <a:blip r:embed="rId7" cstate="none"/>
+                    <a:srcRect/>
+                    <a:stretch>
+                      <a:fillRect/>
+                    </a:stretch>
+                  </pic:blipFill>
+                  <pic:spPr bwMode="auto">
+                    <a:xfrm>
+                      <a:off x="0" y="0"/>
+                      <a:ext cx="1047750" cy="790575"/>
+                    </a:xfrm>
+                    <a:prstGeom prst="rect">
+                      <a:avLst/>
+                    </a:prstGeom>
+                  </pic:spPr>
+                </pic:pic>
+              </a:graphicData>
+            </a:graphic>
+          </wp:inline>
+        </w:drawing>
+      </w:r>
+    </w:p>
+    <w:p>
+      <w:pPr>
+        <w:keepNext/>
+        <w:spacing w:after="120"/>
       </w:pPr>
       <w:r>
         <w:rPr>
@@ -116,12 +164,60 @@
         <w:t xml:space="preserve">Coordinate plane (Plano cartesiano)</w:t>
       </w:r>
       <w:r>
-        <w:t xml:space="preserve"> — A grid formed by a horizontal x-axis and a vertical y-axis that intersect at the origin</w:t>
-      </w:r>
-    </w:p>
-    <w:p>
-      <w:pPr>
-        <w:spacing w:after="60"/>
+        <w:t xml:space="preserve"> — A grid with a line going across and a line going up that cross.</w:t>
+      </w:r>
+    </w:p>
+    <w:p>
+      <w:pPr>
+        <w:keepNext/>
+        <w:spacing w:after="20" w:before="80"/>
+        <w:jc w:val="center"/>
+      </w:pPr>
+      <w:r>
+        <w:drawing>
+          <wp:inline distT="0" distB="0" distL="0" distR="0">
+            <wp:extent cx="1047750" cy="790575"/>
+            <wp:effectExtent t="0" r="0" b="0" l="0"/>
+            <wp:docPr id="1" name="" descr="" title=""/>
+            <wp:cNvGraphicFramePr>
+              <a:graphicFrameLocks xmlns:a="http://schemas.openxmlformats.org/drawingml/2006/main" noChangeAspect="1"/>
+            </wp:cNvGraphicFramePr>
+            <a:graphic xmlns:a="http://schemas.openxmlformats.org/drawingml/2006/main">
+              <a:graphicData uri="http://schemas.openxmlformats.org/drawingml/2006/picture">
+                <pic:pic xmlns:pic="http://schemas.openxmlformats.org/drawingml/2006/picture">
+                  <pic:nvPicPr>
+                    <pic:cNvPr id="0" name="" descr=""/>
+                    <pic:cNvPicPr>
+                      <a:picLocks noChangeAspect="1" noChangeArrowheads="1"/>
+                    </pic:cNvPicPr>
+                  </pic:nvPicPr>
+                  <pic:blipFill>
+                    <a:blip r:embed="rId8" cstate="none"/>
+                    <a:srcRect/>
+                    <a:stretch>
+                      <a:fillRect/>
+                    </a:stretch>
+                  </pic:blipFill>
+                  <pic:spPr bwMode="auto">
+                    <a:xfrm>
+                      <a:off x="0" y="0"/>
+                      <a:ext cx="1047750" cy="790575"/>
+                    </a:xfrm>
+                    <a:prstGeom prst="rect">
+                      <a:avLst/>
+                    </a:prstGeom>
+                  </pic:spPr>
+                </pic:pic>
+              </a:graphicData>
+            </a:graphic>
+          </wp:inline>
+        </w:drawing>
+      </w:r>
+    </w:p>
+    <w:p>
+      <w:pPr>
+        <w:keepNext/>
+        <w:spacing w:after="120"/>
       </w:pPr>
       <w:r>
         <w:rPr>
@@ -131,12 +227,60 @@
         <w:t xml:space="preserve">Ordered pair (Par ordenado)</w:t>
       </w:r>
       <w:r>
-        <w:t xml:space="preserve"> — A pair of numbers (x, y) that identifies a point on the coordinate plane</w:t>
-      </w:r>
-    </w:p>
-    <w:p>
-      <w:pPr>
-        <w:spacing w:after="60"/>
+        <w:t xml:space="preserve"> — Two numbers (x, y) that tell where a point is on a grid.</w:t>
+      </w:r>
+    </w:p>
+    <w:p>
+      <w:pPr>
+        <w:keepNext/>
+        <w:spacing w:after="20" w:before="80"/>
+        <w:jc w:val="center"/>
+      </w:pPr>
+      <w:r>
+        <w:drawing>
+          <wp:inline distT="0" distB="0" distL="0" distR="0">
+            <wp:extent cx="1047750" cy="790575"/>
+            <wp:effectExtent t="0" r="0" b="0" l="0"/>
+            <wp:docPr id="1" name="" descr="" title=""/>
+            <wp:cNvGraphicFramePr>
+              <a:graphicFrameLocks xmlns:a="http://schemas.openxmlformats.org/drawingml/2006/main" noChangeAspect="1"/>
+            </wp:cNvGraphicFramePr>
+            <a:graphic xmlns:a="http://schemas.openxmlformats.org/drawingml/2006/main">
+              <a:graphicData uri="http://schemas.openxmlformats.org/drawingml/2006/picture">
+                <pic:pic xmlns:pic="http://schemas.openxmlformats.org/drawingml/2006/picture">
+                  <pic:nvPicPr>
+                    <pic:cNvPr id="0" name="" descr=""/>
+                    <pic:cNvPicPr>
+                      <a:picLocks noChangeAspect="1" noChangeArrowheads="1"/>
+                    </pic:cNvPicPr>
+                  </pic:nvPicPr>
+                  <pic:blipFill>
+                    <a:blip r:embed="rId9" cstate="none"/>
+                    <a:srcRect/>
+                    <a:stretch>
+                      <a:fillRect/>
+                    </a:stretch>
+                  </pic:blipFill>
+                  <pic:spPr bwMode="auto">
+                    <a:xfrm>
+                      <a:off x="0" y="0"/>
+                      <a:ext cx="1047750" cy="790575"/>
+                    </a:xfrm>
+                    <a:prstGeom prst="rect">
+                      <a:avLst/>
+                    </a:prstGeom>
+                  </pic:spPr>
+                </pic:pic>
+              </a:graphicData>
+            </a:graphic>
+          </wp:inline>
+        </w:drawing>
+      </w:r>
+    </w:p>
+    <w:p>
+      <w:pPr>
+        <w:keepNext/>
+        <w:spacing w:after="120"/>
       </w:pPr>
       <w:r>
         <w:rPr>
@@ -146,12 +290,60 @@
         <w:t xml:space="preserve">Origin (Origen)</w:t>
       </w:r>
       <w:r>
-        <w:t xml:space="preserve"> — The point (0, 0) where the x-axis and y-axis intersect</w:t>
-      </w:r>
-    </w:p>
-    <w:p>
-      <w:pPr>
-        <w:spacing w:after="60"/>
+        <w:t xml:space="preserve"> — The point (0, 0) where the two grid lines cross.</w:t>
+      </w:r>
+    </w:p>
+    <w:p>
+      <w:pPr>
+        <w:keepNext/>
+        <w:spacing w:after="20" w:before="80"/>
+        <w:jc w:val="center"/>
+      </w:pPr>
+      <w:r>
+        <w:drawing>
+          <wp:inline distT="0" distB="0" distL="0" distR="0">
+            <wp:extent cx="1047750" cy="790575"/>
+            <wp:effectExtent t="0" r="0" b="0" l="0"/>
+            <wp:docPr id="1" name="" descr="" title=""/>
+            <wp:cNvGraphicFramePr>
+              <a:graphicFrameLocks xmlns:a="http://schemas.openxmlformats.org/drawingml/2006/main" noChangeAspect="1"/>
+            </wp:cNvGraphicFramePr>
+            <a:graphic xmlns:a="http://schemas.openxmlformats.org/drawingml/2006/main">
+              <a:graphicData uri="http://schemas.openxmlformats.org/drawingml/2006/picture">
+                <pic:pic xmlns:pic="http://schemas.openxmlformats.org/drawingml/2006/picture">
+                  <pic:nvPicPr>
+                    <pic:cNvPr id="0" name="" descr=""/>
+                    <pic:cNvPicPr>
+                      <a:picLocks noChangeAspect="1" noChangeArrowheads="1"/>
+                    </pic:cNvPicPr>
+                  </pic:nvPicPr>
+                  <pic:blipFill>
+                    <a:blip r:embed="rId10" cstate="none"/>
+                    <a:srcRect/>
+                    <a:stretch>
+                      <a:fillRect/>
+                    </a:stretch>
+                  </pic:blipFill>
+                  <pic:spPr bwMode="auto">
+                    <a:xfrm>
+                      <a:off x="0" y="0"/>
+                      <a:ext cx="1047750" cy="790575"/>
+                    </a:xfrm>
+                    <a:prstGeom prst="rect">
+                      <a:avLst/>
+                    </a:prstGeom>
+                  </pic:spPr>
+                </pic:pic>
+              </a:graphicData>
+            </a:graphic>
+          </wp:inline>
+        </w:drawing>
+      </w:r>
+    </w:p>
+    <w:p>
+      <w:pPr>
+        <w:keepNext/>
+        <w:spacing w:after="120"/>
       </w:pPr>
       <w:r>
         <w:rPr>
@@ -161,12 +353,60 @@
         <w:t xml:space="preserve">Quadrant (Cuadrante)</w:t>
       </w:r>
       <w:r>
-        <w:t xml:space="preserve"> — One of four sections of the coordinate plane</w:t>
-      </w:r>
-    </w:p>
-    <w:p>
-      <w:pPr>
-        <w:spacing w:after="60"/>
+        <w:t xml:space="preserve"> — One of the four parts of a coordinate grid.</w:t>
+      </w:r>
+    </w:p>
+    <w:p>
+      <w:pPr>
+        <w:keepNext/>
+        <w:spacing w:after="20" w:before="80"/>
+        <w:jc w:val="center"/>
+      </w:pPr>
+      <w:r>
+        <w:drawing>
+          <wp:inline distT="0" distB="0" distL="0" distR="0">
+            <wp:extent cx="1047750" cy="790575"/>
+            <wp:effectExtent t="0" r="0" b="0" l="0"/>
+            <wp:docPr id="1" name="" descr="" title=""/>
+            <wp:cNvGraphicFramePr>
+              <a:graphicFrameLocks xmlns:a="http://schemas.openxmlformats.org/drawingml/2006/main" noChangeAspect="1"/>
+            </wp:cNvGraphicFramePr>
+            <a:graphic xmlns:a="http://schemas.openxmlformats.org/drawingml/2006/main">
+              <a:graphicData uri="http://schemas.openxmlformats.org/drawingml/2006/picture">
+                <pic:pic xmlns:pic="http://schemas.openxmlformats.org/drawingml/2006/picture">
+                  <pic:nvPicPr>
+                    <pic:cNvPr id="0" name="" descr=""/>
+                    <pic:cNvPicPr>
+                      <a:picLocks noChangeAspect="1" noChangeArrowheads="1"/>
+                    </pic:cNvPicPr>
+                  </pic:nvPicPr>
+                  <pic:blipFill>
+                    <a:blip r:embed="rId11" cstate="none"/>
+                    <a:srcRect/>
+                    <a:stretch>
+                      <a:fillRect/>
+                    </a:stretch>
+                  </pic:blipFill>
+                  <pic:spPr bwMode="auto">
+                    <a:xfrm>
+                      <a:off x="0" y="0"/>
+                      <a:ext cx="1047750" cy="790575"/>
+                    </a:xfrm>
+                    <a:prstGeom prst="rect">
+                      <a:avLst/>
+                    </a:prstGeom>
+                  </pic:spPr>
+                </pic:pic>
+              </a:graphicData>
+            </a:graphic>
+          </wp:inline>
+        </w:drawing>
+      </w:r>
+    </w:p>
+    <w:p>
+      <w:pPr>
+        <w:keepNext/>
+        <w:spacing w:after="120"/>
       </w:pPr>
       <w:r>
         <w:rPr>
@@ -176,12 +416,60 @@
         <w:t xml:space="preserve">Reflection (Reflexión)</w:t>
       </w:r>
       <w:r>
-        <w:t xml:space="preserve"> — A mirror image across an axis</w:t>
-      </w:r>
-    </w:p>
-    <w:p>
-      <w:pPr>
-        <w:spacing w:after="60"/>
+        <w:t xml:space="preserve"> — A flipped, mirror image across a line.</w:t>
+      </w:r>
+    </w:p>
+    <w:p>
+      <w:pPr>
+        <w:keepNext/>
+        <w:spacing w:after="20" w:before="80"/>
+        <w:jc w:val="center"/>
+      </w:pPr>
+      <w:r>
+        <w:drawing>
+          <wp:inline distT="0" distB="0" distL="0" distR="0">
+            <wp:extent cx="1047750" cy="790575"/>
+            <wp:effectExtent t="0" r="0" b="0" l="0"/>
+            <wp:docPr id="1" name="" descr="" title=""/>
+            <wp:cNvGraphicFramePr>
+              <a:graphicFrameLocks xmlns:a="http://schemas.openxmlformats.org/drawingml/2006/main" noChangeAspect="1"/>
+            </wp:cNvGraphicFramePr>
+            <a:graphic xmlns:a="http://schemas.openxmlformats.org/drawingml/2006/main">
+              <a:graphicData uri="http://schemas.openxmlformats.org/drawingml/2006/picture">
+                <pic:pic xmlns:pic="http://schemas.openxmlformats.org/drawingml/2006/picture">
+                  <pic:nvPicPr>
+                    <pic:cNvPr id="0" name="" descr=""/>
+                    <pic:cNvPicPr>
+                      <a:picLocks noChangeAspect="1" noChangeArrowheads="1"/>
+                    </pic:cNvPicPr>
+                  </pic:nvPicPr>
+                  <pic:blipFill>
+                    <a:blip r:embed="rId12" cstate="none"/>
+                    <a:srcRect/>
+                    <a:stretch>
+                      <a:fillRect/>
+                    </a:stretch>
+                  </pic:blipFill>
+                  <pic:spPr bwMode="auto">
+                    <a:xfrm>
+                      <a:off x="0" y="0"/>
+                      <a:ext cx="1047750" cy="790575"/>
+                    </a:xfrm>
+                    <a:prstGeom prst="rect">
+                      <a:avLst/>
+                    </a:prstGeom>
+                  </pic:spPr>
+                </pic:pic>
+              </a:graphicData>
+            </a:graphic>
+          </wp:inline>
+        </w:drawing>
+      </w:r>
+    </w:p>
+    <w:p>
+      <w:pPr>
+        <w:keepNext/>
+        <w:spacing w:after="120"/>
       </w:pPr>
       <w:r>
         <w:rPr>
@@ -191,7 +479,7 @@
         <w:t xml:space="preserve">Integer (Número entero)</w:t>
       </w:r>
       <w:r>
-        <w:t xml:space="preserve"> — Whole numbers and their opposites, including zero</w:t>
+        <w:t xml:space="preserve"> — Whole numbers and their opposites, like -2, -1, 0, 1, 2.</w:t>
       </w:r>
     </w:p>
     <w:p>

--- a/lessons/9-1-flagship/homework.docx
+++ b/lessons/9-1-flagship/homework.docx
@@ -24,7 +24,7 @@
           <w:i/>
           <w:iCs/>
         </w:rPr>
-        <w:t xml:space="preserve">Lesson 9-1-flagship  •  Standard 6.NS.6</w:t>
+        <w:t xml:space="preserve">Lesson 9-1-flagship  •  Standard 6.NOS.6</w:t>
       </w:r>
     </w:p>
     <w:p>
@@ -1079,6 +1079,485 @@
       </w:r>
     </w:p>
     <w:p>
+      <w:pPr>
+        <w:spacing w:after="80" w:before="0"/>
+      </w:pPr>
+      <w:r>
+        <w:rPr>
+          <w:b/>
+          <w:bCs/>
+        </w:rPr>
+        <w:t xml:space="preserve">6. onLevel — Spot the Common Mistake</w:t>
+      </w:r>
+    </w:p>
+    <w:p>
+      <w:pPr>
+        <w:spacing w:after="40" w:before="0"/>
+      </w:pPr>
+      <w:r>
+        <w:t xml:space="preserve">   Step 1 (Read): A student is working on Graph on the Coordinate Plane.</w:t>
+      </w:r>
+    </w:p>
+    <w:p>
+      <w:pPr>
+        <w:spacing w:after="40" w:before="0"/>
+      </w:pPr>
+      <w:r>
+        <w:t xml:space="preserve">   Step 2 (Attempt): They ignored the rule: Always start at the origin (0, 0), move right/left first, then up/down.</w:t>
+      </w:r>
+    </w:p>
+    <w:p>
+      <w:pPr>
+        <w:spacing w:after="40" w:before="0"/>
+      </w:pPr>
+      <w:r>
+        <w:t xml:space="preserve">   Step 3 (Check): The answer does not match the math rule from class.</w:t>
+      </w:r>
+    </w:p>
+    <w:p>
+      <w:pPr>
+        <w:spacing w:after="60" w:before="0"/>
+      </w:pPr>
+      <w:r>
+        <w:rPr>
+          <w:i/>
+          <w:iCs/>
+        </w:rPr>
+        <w:t xml:space="preserve">Which step has the mistake? Explain and fix it:</w:t>
+      </w:r>
+    </w:p>
+    <w:p>
+      <w:pPr>
+        <w:spacing w:after="60" w:before="120"/>
+      </w:pPr>
+      <w:r>
+        <w:rPr>
+          <w:color w:val="BBBBBB"/>
+        </w:rPr>
+        <w:t xml:space="preserve">______________________________________________________________________</w:t>
+      </w:r>
+    </w:p>
+    <w:p>
+      <w:pPr>
+        <w:spacing w:after="60" w:before="120"/>
+      </w:pPr>
+      <w:r>
+        <w:rPr>
+          <w:color w:val="BBBBBB"/>
+        </w:rPr>
+        <w:t xml:space="preserve">______________________________________________________________________</w:t>
+      </w:r>
+    </w:p>
+    <w:p>
+      <w:pPr>
+        <w:spacing w:after="60" w:before="120"/>
+      </w:pPr>
+      <w:r>
+        <w:rPr>
+          <w:color w:val="BBBBBB"/>
+        </w:rPr>
+        <w:t xml:space="preserve">______________________________________________________________________</w:t>
+      </w:r>
+    </w:p>
+    <w:p>
+      <w:pPr>
+        <w:spacing w:after="80" w:before="0"/>
+      </w:pPr>
+      <w:r>
+        <w:rPr>
+          <w:b/>
+          <w:bCs/>
+        </w:rPr>
+        <w:t xml:space="preserve">7. Stage 1 — Captain Vega's note says the first landmark, Palm Cove, is 6 units to the right and 4 units up from the origin. Which ordered pair names Palm Cove?</w:t>
+      </w:r>
+    </w:p>
+    <w:p>
+      <w:pPr>
+        <w:spacing w:after="40" w:before="0"/>
+      </w:pPr>
+      <w:r>
+        <w:t xml:space="preserve">     A. (6, 4)</w:t>
+      </w:r>
+    </w:p>
+    <w:p>
+      <w:pPr>
+        <w:spacing w:after="40" w:before="0"/>
+      </w:pPr>
+      <w:r>
+        <w:t xml:space="preserve">     B. (4, 6)</w:t>
+      </w:r>
+    </w:p>
+    <w:p>
+      <w:pPr>
+        <w:spacing w:after="40" w:before="0"/>
+      </w:pPr>
+      <w:r>
+        <w:t xml:space="preserve">     C. (6, 0)</w:t>
+      </w:r>
+    </w:p>
+    <w:p>
+      <w:pPr>
+        <w:spacing w:after="40" w:before="0"/>
+      </w:pPr>
+      <w:r>
+        <w:t xml:space="preserve">     D. (0, 4)</w:t>
+      </w:r>
+    </w:p>
+    <w:p>
+      <w:pPr>
+        <w:spacing w:after="60" w:before="120"/>
+      </w:pPr>
+      <w:r>
+        <w:rPr>
+          <w:color w:val="BBBBBB"/>
+        </w:rPr>
+        <w:t xml:space="preserve">______________________________________________________________________</w:t>
+      </w:r>
+    </w:p>
+    <w:p>
+      <w:pPr>
+        <w:spacing w:after="80" w:before="0"/>
+      </w:pPr>
+      <w:r>
+        <w:rPr>
+          <w:b/>
+          <w:bCs/>
+        </w:rPr>
+        <w:t xml:space="preserve">8. Stage 2 — The next clue points to Skull Rock at (-5, 3). Which quadrant is Skull Rock in?</w:t>
+      </w:r>
+    </w:p>
+    <w:p>
+      <w:pPr>
+        <w:spacing w:after="40" w:before="0"/>
+      </w:pPr>
+      <w:r>
+        <w:t xml:space="preserve">     A. Quadrant II</w:t>
+      </w:r>
+    </w:p>
+    <w:p>
+      <w:pPr>
+        <w:spacing w:after="40" w:before="0"/>
+      </w:pPr>
+      <w:r>
+        <w:t xml:space="preserve">     B. Quadrant I</w:t>
+      </w:r>
+    </w:p>
+    <w:p>
+      <w:pPr>
+        <w:spacing w:after="40" w:before="0"/>
+      </w:pPr>
+      <w:r>
+        <w:t xml:space="preserve">     C. Quadrant III</w:t>
+      </w:r>
+    </w:p>
+    <w:p>
+      <w:pPr>
+        <w:spacing w:after="40" w:before="0"/>
+      </w:pPr>
+      <w:r>
+        <w:t xml:space="preserve">     D. Quadrant IV</w:t>
+      </w:r>
+    </w:p>
+    <w:p>
+      <w:pPr>
+        <w:spacing w:after="60" w:before="120"/>
+      </w:pPr>
+      <w:r>
+        <w:rPr>
+          <w:color w:val="BBBBBB"/>
+        </w:rPr>
+        <w:t xml:space="preserve">______________________________________________________________________</w:t>
+      </w:r>
+    </w:p>
+    <w:p>
+      <w:pPr>
+        <w:spacing w:after="80" w:before="0"/>
+      </w:pPr>
+      <w:r>
+        <w:rPr>
+          <w:b/>
+          <w:bCs/>
+        </w:rPr>
+        <w:t xml:space="preserve">9. Stage 3 — Sort each treasure landmark into the correct quadrant based on its ordered pair (x, y).</w:t>
+      </w:r>
+    </w:p>
+    <w:p>
+      <w:pPr>
+        <w:spacing w:after="80" w:before="0"/>
+      </w:pPr>
+      <w:r>
+        <w:rPr>
+          <w:i/>
+          <w:iCs/>
+        </w:rPr>
+        <w:t xml:space="preserve">Groups: Quadrant I (+x, +y)   |   Quadrant II (-x, +y)   |   Quadrant III (-x, -y)   |   Quadrant IV (+x, -y)</w:t>
+      </w:r>
+    </w:p>
+    <w:p>
+      <w:pPr>
+        <w:spacing w:after="40" w:before="0"/>
+      </w:pPr>
+      <w:r>
+        <w:t xml:space="preserve">   • Palm Cove (3, 2)   → __________________</w:t>
+      </w:r>
+    </w:p>
+    <w:p>
+      <w:pPr>
+        <w:spacing w:after="40" w:before="0"/>
+      </w:pPr>
+      <w:r>
+        <w:t xml:space="preserve">   • Skull Rock (-4, 1)   → __________________</w:t>
+      </w:r>
+    </w:p>
+    <w:p>
+      <w:pPr>
+        <w:spacing w:after="40" w:before="0"/>
+      </w:pPr>
+      <w:r>
+        <w:t xml:space="preserve">   • Sunken Ship (-2, -5)   → __________________</w:t>
+      </w:r>
+    </w:p>
+    <w:p>
+      <w:pPr>
+        <w:spacing w:after="40" w:before="0"/>
+      </w:pPr>
+      <w:r>
+        <w:t xml:space="preserve">   • Coral Reef (6, -3)   → __________________</w:t>
+      </w:r>
+    </w:p>
+    <w:p>
+      <w:pPr>
+        <w:spacing w:after="40" w:before="0"/>
+      </w:pPr>
+      <w:r>
+        <w:t xml:space="preserve">   • Lighthouse (5, 7)   → __________________</w:t>
+      </w:r>
+    </w:p>
+    <w:p>
+      <w:pPr>
+        <w:spacing w:after="40" w:before="0"/>
+      </w:pPr>
+      <w:r>
+        <w:t xml:space="preserve">   • Shipwreck Bay (-6, -2)   → __________________</w:t>
+      </w:r>
+    </w:p>
+    <w:p>
+      <w:pPr>
+        <w:spacing w:after="60" w:before="120"/>
+      </w:pPr>
+      <w:r>
+        <w:rPr>
+          <w:color w:val="BBBBBB"/>
+        </w:rPr>
+        <w:t xml:space="preserve">______________________________________________________________________</w:t>
+      </w:r>
+    </w:p>
+    <w:p>
+      <w:pPr>
+        <w:spacing w:after="80" w:before="0"/>
+      </w:pPr>
+      <w:r>
+        <w:rPr>
+          <w:b/>
+          <w:bCs/>
+        </w:rPr>
+        <w:t xml:space="preserve">10. Stage 4 — Match each landmark on the map to its ordered pair.</w:t>
+      </w:r>
+    </w:p>
+    <w:tbl>
+      <w:tblPr>
+        <w:tblW w:type="pct" w:w="100%"/>
+        <w:tblBorders>
+          <w:top w:val="single" w:color="auto" w:sz="4"/>
+          <w:left w:val="single" w:color="auto" w:sz="4"/>
+          <w:bottom w:val="single" w:color="auto" w:sz="4"/>
+          <w:right w:val="single" w:color="auto" w:sz="4"/>
+          <w:insideH w:val="single" w:color="auto" w:sz="4"/>
+          <w:insideV w:val="single" w:color="auto" w:sz="4"/>
+        </w:tblBorders>
+      </w:tblPr>
+      <w:tblGrid>
+        <w:gridCol w:w="100"/>
+        <w:gridCol w:w="100"/>
+      </w:tblGrid>
+      <w:tr>
+        <w:trPr>
+          <w:tblHeader/>
+        </w:trPr>
+        <w:tc>
+          <w:tcPr>
+            <w:tcW w:type="pct" w:w="50%"/>
+          </w:tcPr>
+          <w:p>
+            <w:r>
+              <w:rPr>
+                <w:b/>
+                <w:bCs/>
+              </w:rPr>
+              <w:t xml:space="preserve">Item</w:t>
+            </w:r>
+          </w:p>
+        </w:tc>
+        <w:tc>
+          <w:tcPr>
+            <w:tcW w:type="pct" w:w="50%"/>
+          </w:tcPr>
+          <w:p>
+            <w:r>
+              <w:rPr>
+                <w:b/>
+                <w:bCs/>
+              </w:rPr>
+              <w:t xml:space="preserve">Answer choices</w:t>
+            </w:r>
+          </w:p>
+        </w:tc>
+      </w:tr>
+      <w:tr>
+        <w:tc>
+          <w:tcPr>
+            <w:tcW w:type="pct" w:w="50%"/>
+          </w:tcPr>
+          <w:p>
+            <w:r>
+              <w:t xml:space="preserve">____  Treasure Chest</w:t>
+            </w:r>
+          </w:p>
+        </w:tc>
+        <w:tc>
+          <w:tcPr>
+            <w:tcW w:type="pct" w:w="50%"/>
+          </w:tcPr>
+          <w:p>
+            <w:r>
+              <w:t xml:space="preserve">F. (0, 6)</w:t>
+            </w:r>
+          </w:p>
+        </w:tc>
+      </w:tr>
+      <w:tr>
+        <w:tc>
+          <w:tcPr>
+            <w:tcW w:type="pct" w:w="50%"/>
+          </w:tcPr>
+          <w:p>
+            <w:r>
+              <w:t xml:space="preserve">____  Pirate Cave</w:t>
+            </w:r>
+          </w:p>
+        </w:tc>
+        <w:tc>
+          <w:tcPr>
+            <w:tcW w:type="pct" w:w="50%"/>
+          </w:tcPr>
+          <w:p>
+            <w:r>
+              <w:t xml:space="preserve">E. (4, 0)</w:t>
+            </w:r>
+          </w:p>
+        </w:tc>
+      </w:tr>
+      <w:tr>
+        <w:tc>
+          <w:tcPr>
+            <w:tcW w:type="pct" w:w="50%"/>
+          </w:tcPr>
+          <w:p>
+            <w:r>
+              <w:t xml:space="preserve">____  Anchor Point</w:t>
+            </w:r>
+          </w:p>
+        </w:tc>
+        <w:tc>
+          <w:tcPr>
+            <w:tcW w:type="pct" w:w="50%"/>
+          </w:tcPr>
+          <w:p>
+            <w:r>
+              <w:t xml:space="preserve">D. (8, -1)</w:t>
+            </w:r>
+          </w:p>
+        </w:tc>
+      </w:tr>
+      <w:tr>
+        <w:tc>
+          <w:tcPr>
+            <w:tcW w:type="pct" w:w="50%"/>
+          </w:tcPr>
+          <w:p>
+            <w:r>
+              <w:t xml:space="preserve">____  Mermaid Lagoon</w:t>
+            </w:r>
+          </w:p>
+        </w:tc>
+        <w:tc>
+          <w:tcPr>
+            <w:tcW w:type="pct" w:w="50%"/>
+          </w:tcPr>
+          <w:p>
+            <w:r>
+              <w:t xml:space="preserve">C. (-2, -4)</w:t>
+            </w:r>
+          </w:p>
+        </w:tc>
+      </w:tr>
+      <w:tr>
+        <w:tc>
+          <w:tcPr>
+            <w:tcW w:type="pct" w:w="50%"/>
+          </w:tcPr>
+          <w:p>
+            <w:r>
+              <w:t xml:space="preserve">____  Dock</w:t>
+            </w:r>
+          </w:p>
+        </w:tc>
+        <w:tc>
+          <w:tcPr>
+            <w:tcW w:type="pct" w:w="50%"/>
+          </w:tcPr>
+          <w:p>
+            <w:r>
+              <w:t xml:space="preserve">B. (-3, 6)</w:t>
+            </w:r>
+          </w:p>
+        </w:tc>
+      </w:tr>
+      <w:tr>
+        <w:tc>
+          <w:tcPr>
+            <w:tcW w:type="pct" w:w="50%"/>
+          </w:tcPr>
+          <w:p>
+            <w:r>
+              <w:t xml:space="preserve">____  Watchtower</w:t>
+            </w:r>
+          </w:p>
+        </w:tc>
+        <w:tc>
+          <w:tcPr>
+            <w:tcW w:type="pct" w:w="50%"/>
+          </w:tcPr>
+          <w:p>
+            <w:r>
+              <w:t xml:space="preserve">A. (7, 5)</w:t>
+            </w:r>
+          </w:p>
+        </w:tc>
+      </w:tr>
+    </w:tbl>
+    <w:p>
+      <w:pPr>
+        <w:spacing w:after="60" w:before="120"/>
+      </w:pPr>
+      <w:r>
+        <w:rPr>
+          <w:color w:val="BBBBBB"/>
+        </w:rPr>
+        <w:t xml:space="preserve">______________________________________________________________________</w:t>
+      </w:r>
+    </w:p>
+    <w:p>
       <w:r>
         <w:br w:type="page"/>
       </w:r>
@@ -1110,10 +1589,22 @@
     </w:p>
     <w:p>
       <w:pPr>
+        <w:spacing w:after="20" w:before="0"/>
+      </w:pPr>
+      <w:r>
+        <w:t xml:space="preserve">     The first coordinate is horizontal (right 3), the second is vertical (up 7). So (3, 7).</w:t>
+      </w:r>
+    </w:p>
+    <w:p>
+      <w:pPr>
         <w:spacing w:after="80" w:before="0"/>
       </w:pPr>
       <w:r>
-        <w:t xml:space="preserve">     The first coordinate is horizontal (right 3), the second is vertical (up 7). So (3, 7).</w:t>
+        <w:rPr>
+          <w:i/>
+          <w:iCs/>
+        </w:rPr>
+        <w:t xml:space="preserve">     Watch for: A common mistake in Graph on the Coordinate Plane is skipping the key idea: "Always start at the origin (0, 0), move right/left first, then up/down." — always check your work against this rule before you submit.</w:t>
       </w:r>
     </w:p>
     <w:p>
@@ -1130,10 +1621,22 @@
     </w:p>
     <w:p>
       <w:pPr>
+        <w:spacing w:after="20" w:before="0"/>
+      </w:pPr>
+      <w:r>
+        <w:t xml:space="preserve">     The origin is where the x-axis and y-axis cross, at (0, 0).</w:t>
+      </w:r>
+    </w:p>
+    <w:p>
+      <w:pPr>
         <w:spacing w:after="80" w:before="0"/>
       </w:pPr>
       <w:r>
-        <w:t xml:space="preserve">     The origin is where the x-axis and y-axis cross, at (0, 0).</w:t>
+        <w:rPr>
+          <w:i/>
+          <w:iCs/>
+        </w:rPr>
+        <w:t xml:space="preserve">     Watch for: A common mistake in Graph on the Coordinate Plane is skipping the key idea: "Always start at the origin (0, 0), move right/left first, then up/down." — always check your work against this rule before you submit.</w:t>
       </w:r>
     </w:p>
     <w:p>
@@ -1306,6 +1809,234 @@
       </w:pPr>
       <w:r>
         <w:t xml:space="preserve">     undefined → undefined</w:t>
+      </w:r>
+    </w:p>
+    <w:p>
+      <w:pPr>
+        <w:spacing w:after="40" w:before="0"/>
+      </w:pPr>
+      <w:r>
+        <w:t xml:space="preserve"/>
+      </w:r>
+    </w:p>
+    <w:p>
+      <w:pPr>
+        <w:spacing w:after="40" w:before="0"/>
+      </w:pPr>
+      <w:r>
+        <w:rPr>
+          <w:b/>
+          <w:bCs/>
+        </w:rPr>
+        <w:t xml:space="preserve">6. onLevel — Spot the Common Mistake</w:t>
+      </w:r>
+    </w:p>
+    <w:p>
+      <w:pPr>
+        <w:spacing w:after="20" w:before="0"/>
+      </w:pPr>
+      <w:r>
+        <w:t xml:space="preserve">     The mistake is in Step 2.</w:t>
+      </w:r>
+    </w:p>
+    <w:p>
+      <w:pPr>
+        <w:spacing w:after="20" w:before="0"/>
+      </w:pPr>
+      <w:r>
+        <w:t xml:space="preserve">     Correct work: Follow the key idea: Always start at the origin (0, 0), move right/left first, then up/down.</w:t>
+      </w:r>
+    </w:p>
+    <w:p>
+      <w:pPr>
+        <w:spacing w:after="40" w:before="0"/>
+      </w:pPr>
+      <w:r>
+        <w:rPr>
+          <w:b/>
+          <w:bCs/>
+        </w:rPr>
+        <w:t xml:space="preserve">7. A. (6, 4)</w:t>
+      </w:r>
+    </w:p>
+    <w:p>
+      <w:pPr>
+        <w:spacing w:after="20" w:before="0"/>
+      </w:pPr>
+      <w:r>
+        <w:t xml:space="preserve">     The first number is horizontal (right 6) and the second is vertical (up 4), so Palm Cove is at (6, 4).</w:t>
+      </w:r>
+    </w:p>
+    <w:p>
+      <w:pPr>
+        <w:spacing w:after="80" w:before="0"/>
+      </w:pPr>
+      <w:r>
+        <w:rPr>
+          <w:i/>
+          <w:iCs/>
+        </w:rPr>
+        <w:t xml:space="preserve">     Watch for: A common mistake in Graph on the Coordinate Plane is skipping the key idea: "Always start at the origin (0, 0), move right/left first, then up/down." — always check your work against this rule before you submit.</w:t>
+      </w:r>
+    </w:p>
+    <w:p>
+      <w:pPr>
+        <w:spacing w:after="40" w:before="0"/>
+      </w:pPr>
+      <w:r>
+        <w:rPr>
+          <w:b/>
+          <w:bCs/>
+        </w:rPr>
+        <w:t xml:space="preserve">8. A. Quadrant II</w:t>
+      </w:r>
+    </w:p>
+    <w:p>
+      <w:pPr>
+        <w:spacing w:after="20" w:before="0"/>
+      </w:pPr>
+      <w:r>
+        <w:t xml:space="preserve">     The x-coordinate is negative (left) and the y-coordinate is positive (up). Negative x and positive y land in the top-left region, Quadrant II.</w:t>
+      </w:r>
+    </w:p>
+    <w:p>
+      <w:pPr>
+        <w:spacing w:after="80" w:before="0"/>
+      </w:pPr>
+      <w:r>
+        <w:rPr>
+          <w:i/>
+          <w:iCs/>
+        </w:rPr>
+        <w:t xml:space="preserve">     Watch for: A common mistake in Graph on the Coordinate Plane is skipping the key idea: "Always start at the origin (0, 0), move right/left first, then up/down." — always check your work against this rule before you submit.</w:t>
+      </w:r>
+    </w:p>
+    <w:p>
+      <w:pPr>
+        <w:spacing w:after="40" w:before="0"/>
+      </w:pPr>
+      <w:r>
+        <w:rPr>
+          <w:b/>
+          <w:bCs/>
+        </w:rPr>
+        <w:t xml:space="preserve">9. Correct groups:</w:t>
+      </w:r>
+    </w:p>
+    <w:p>
+      <w:pPr>
+        <w:spacing w:after="20" w:before="0"/>
+      </w:pPr>
+      <w:r>
+        <w:t xml:space="preserve">     Palm Cove (3, 2) → Quadrant I (+x, +y)</w:t>
+      </w:r>
+    </w:p>
+    <w:p>
+      <w:pPr>
+        <w:spacing w:after="20" w:before="0"/>
+      </w:pPr>
+      <w:r>
+        <w:t xml:space="preserve">     Skull Rock (-4, 1) → Quadrant II (-x, +y)</w:t>
+      </w:r>
+    </w:p>
+    <w:p>
+      <w:pPr>
+        <w:spacing w:after="20" w:before="0"/>
+      </w:pPr>
+      <w:r>
+        <w:t xml:space="preserve">     Sunken Ship (-2, -5) → Quadrant III (-x, -y)</w:t>
+      </w:r>
+    </w:p>
+    <w:p>
+      <w:pPr>
+        <w:spacing w:after="20" w:before="0"/>
+      </w:pPr>
+      <w:r>
+        <w:t xml:space="preserve">     Coral Reef (6, -3) → Quadrant IV (+x, -y)</w:t>
+      </w:r>
+    </w:p>
+    <w:p>
+      <w:pPr>
+        <w:spacing w:after="20" w:before="0"/>
+      </w:pPr>
+      <w:r>
+        <w:t xml:space="preserve">     Lighthouse (5, 7) → Quadrant I (+x, +y)</w:t>
+      </w:r>
+    </w:p>
+    <w:p>
+      <w:pPr>
+        <w:spacing w:after="20" w:before="0"/>
+      </w:pPr>
+      <w:r>
+        <w:t xml:space="preserve">     Shipwreck Bay (-6, -2) → Quadrant III (-x, -y)</w:t>
+      </w:r>
+    </w:p>
+    <w:p>
+      <w:pPr>
+        <w:spacing w:after="40" w:before="0"/>
+      </w:pPr>
+      <w:r>
+        <w:t xml:space="preserve"/>
+      </w:r>
+    </w:p>
+    <w:p>
+      <w:pPr>
+        <w:spacing w:after="40" w:before="0"/>
+      </w:pPr>
+      <w:r>
+        <w:rPr>
+          <w:b/>
+          <w:bCs/>
+        </w:rPr>
+        <w:t xml:space="preserve">10. Matches:</w:t>
+      </w:r>
+    </w:p>
+    <w:p>
+      <w:pPr>
+        <w:spacing w:after="20" w:before="0"/>
+      </w:pPr>
+      <w:r>
+        <w:t xml:space="preserve">     Treasure Chest → (7, 5)</w:t>
+      </w:r>
+    </w:p>
+    <w:p>
+      <w:pPr>
+        <w:spacing w:after="20" w:before="0"/>
+      </w:pPr>
+      <w:r>
+        <w:t xml:space="preserve">     Pirate Cave → (-3, 6)</w:t>
+      </w:r>
+    </w:p>
+    <w:p>
+      <w:pPr>
+        <w:spacing w:after="20" w:before="0"/>
+      </w:pPr>
+      <w:r>
+        <w:t xml:space="preserve">     Anchor Point → (-2, -4)</w:t>
+      </w:r>
+    </w:p>
+    <w:p>
+      <w:pPr>
+        <w:spacing w:after="20" w:before="0"/>
+      </w:pPr>
+      <w:r>
+        <w:t xml:space="preserve">     Mermaid Lagoon → (8, -1)</w:t>
+      </w:r>
+    </w:p>
+    <w:p>
+      <w:pPr>
+        <w:spacing w:after="20" w:before="0"/>
+      </w:pPr>
+      <w:r>
+        <w:t xml:space="preserve">     Dock → (4, 0)</w:t>
+      </w:r>
+    </w:p>
+    <w:p>
+      <w:pPr>
+        <w:spacing w:after="20" w:before="0"/>
+      </w:pPr>
+      <w:r>
+        <w:t xml:space="preserve">     Watchtower → (0, 6)</w:t>
       </w:r>
     </w:p>
     <w:p>

--- a/lessons/9-1-flagship/homework.docx
+++ b/lessons/9-1-flagship/homework.docx
@@ -1095,23 +1095,23 @@
         <w:spacing w:after="40" w:before="0"/>
       </w:pPr>
       <w:r>
-        <w:t xml:space="preserve">   Step 1 (Read): A student is working on Graph on the Coordinate Plane.</w:t>
-      </w:r>
-    </w:p>
-    <w:p>
-      <w:pPr>
-        <w:spacing w:after="40" w:before="0"/>
-      </w:pPr>
-      <w:r>
-        <w:t xml:space="preserve">   Step 2 (Attempt): They ignored the rule: Always start at the origin (0, 0), move right/left first, then up/down.</w:t>
-      </w:r>
-    </w:p>
-    <w:p>
-      <w:pPr>
-        <w:spacing w:after="40" w:before="0"/>
-      </w:pPr>
-      <w:r>
-        <w:t xml:space="preserve">   Step 3 (Check): The answer does not match the math rule from class.</w:t>
+        <w:t xml:space="preserve">   Step 1 (Ordered pair): Name the quadrant of the point (-2, 6).</w:t>
+      </w:r>
+    </w:p>
+    <w:p>
+      <w:pPr>
+        <w:spacing w:after="40" w:before="0"/>
+      </w:pPr>
+      <w:r>
+        <w:t xml:space="preserve">   Step 2 (Read the signs): x = -2 (negative), y = 6 (positive).</w:t>
+      </w:r>
+    </w:p>
+    <w:p>
+      <w:pPr>
+        <w:spacing w:after="40" w:before="0"/>
+      </w:pPr>
+      <w:r>
+        <w:t xml:space="preserve">   Step 3 (Name the quadrant): Negative numbers are at the bottom, so the point is in Quadrant III.</w:t>
       </w:r>
     </w:p>
     <w:p>
@@ -1604,7 +1604,7 @@
           <w:i/>
           <w:iCs/>
         </w:rPr>
-        <w:t xml:space="preserve">     Watch for: A common mistake in Graph on the Coordinate Plane is skipping the key idea: "Always start at the origin (0, 0), move right/left first, then up/down." — always check your work against this rule before you submit.</w:t>
+        <w:t xml:space="preserve">     Watch for: A common mistake in Graph on the Coordinate Plane is swapping the x- and y-coordinates when plotting a point — moving up first using the y-value, then moving right using the x-value, instead of always reading the ordered pair as (horizontal, vertical). For the point (3, 5), this mistake lands the dot at (5, 3) instead of the correct spot: right 3, then up 5. Before you submit, retrace your steps and check that you moved right/left using the FIRST number and up/down using the SECOND number.</w:t>
       </w:r>
     </w:p>
     <w:p>
@@ -1636,7 +1636,7 @@
           <w:i/>
           <w:iCs/>
         </w:rPr>
-        <w:t xml:space="preserve">     Watch for: A common mistake in Graph on the Coordinate Plane is skipping the key idea: "Always start at the origin (0, 0), move right/left first, then up/down." — always check your work against this rule before you submit.</w:t>
+        <w:t xml:space="preserve">     Watch for: A common mistake in Graph on the Coordinate Plane is swapping the x- and y-coordinates when plotting a point — moving up first using the y-value, then moving right using the x-value, instead of always reading the ordered pair as (horizontal, vertical). For the point (3, 5), this mistake lands the dot at (5, 3) instead of the correct spot: right 3, then up 5. Before you submit, retrace your steps and check that you moved right/left using the FIRST number and up/down using the SECOND number.</w:t>
       </w:r>
     </w:p>
     <w:p>
@@ -1836,15 +1836,15 @@
         <w:spacing w:after="20" w:before="0"/>
       </w:pPr>
       <w:r>
-        <w:t xml:space="preserve">     The mistake is in Step 2.</w:t>
-      </w:r>
-    </w:p>
-    <w:p>
-      <w:pPr>
-        <w:spacing w:after="20" w:before="0"/>
-      </w:pPr>
-      <w:r>
-        <w:t xml:space="preserve">     Correct work: Follow the key idea: Always start at the origin (0, 0), move right/left first, then up/down.</w:t>
+        <w:t xml:space="preserve">     The mistake is in Step 3.</w:t>
+      </w:r>
+    </w:p>
+    <w:p>
+      <w:pPr>
+        <w:spacing w:after="20" w:before="0"/>
+      </w:pPr>
+      <w:r>
+        <w:t xml:space="preserve">     Correct work: A negative x and a positive y land in the top-left region, which is Quadrant II — not Quadrant III. Quadrant III is where BOTH coordinates are negative (-x, -y).</w:t>
       </w:r>
     </w:p>
     <w:p>
@@ -1876,7 +1876,7 @@
           <w:i/>
           <w:iCs/>
         </w:rPr>
-        <w:t xml:space="preserve">     Watch for: A common mistake in Graph on the Coordinate Plane is skipping the key idea: "Always start at the origin (0, 0), move right/left first, then up/down." — always check your work against this rule before you submit.</w:t>
+        <w:t xml:space="preserve">     Watch for: A common mistake in Graph on the Coordinate Plane is swapping the x- and y-coordinates when plotting a point — moving up first using the y-value, then moving right using the x-value, instead of always reading the ordered pair as (horizontal, vertical). For the point (3, 5), this mistake lands the dot at (5, 3) instead of the correct spot: right 3, then up 5. Before you submit, retrace your steps and check that you moved right/left using the FIRST number and up/down using the SECOND number.</w:t>
       </w:r>
     </w:p>
     <w:p>
@@ -1908,7 +1908,7 @@
           <w:i/>
           <w:iCs/>
         </w:rPr>
-        <w:t xml:space="preserve">     Watch for: A common mistake in Graph on the Coordinate Plane is skipping the key idea: "Always start at the origin (0, 0), move right/left first, then up/down." — always check your work against this rule before you submit.</w:t>
+        <w:t xml:space="preserve">     Watch for: A common mistake in Graph on the Coordinate Plane is swapping the x- and y-coordinates when plotting a point — moving up first using the y-value, then moving right using the x-value, instead of always reading the ordered pair as (horizontal, vertical). For the point (3, 5), this mistake lands the dot at (5, 3) instead of the correct spot: right 3, then up 5. Before you submit, retrace your steps and check that you moved right/left using the FIRST number and up/down using the SECOND number.</w:t>
       </w:r>
     </w:p>
     <w:p>
